--- a/banco/Aula-10/Atividade-Aula-10.docx
+++ b/banco/Aula-10/Atividade-Aula-10.docx
@@ -45,8 +45,8 @@
               </w:rPr>
             </w:pPr>
             <w:r>
-              <w:object w:dxaOrig="2364" w:dyaOrig="691">
-                <v:rect xmlns:o="urn:schemas-microsoft-com:office:office" xmlns:v="urn:schemas-microsoft-com:vml" id="rectole0000000000" style="width:118.200000pt;height:34.550000pt" o:preferrelative="t" o:ole="">
+              <w:object w:dxaOrig="2389" w:dyaOrig="708">
+                <v:rect xmlns:o="urn:schemas-microsoft-com:office:office" xmlns:v="urn:schemas-microsoft-com:vml" id="rectole0000000000" style="width:119.450000pt;height:35.400000pt" o:preferrelative="t" o:ole="">
                   <o:lock v:ext="edit"/>
                   <v:imagedata xmlns:r="http://schemas.openxmlformats.org/officeDocument/2006/relationships" r:id="docRId1" o:title=""/>
                 </v:rect>
@@ -119,19 +119,7 @@
                 <w:sz w:val="32"/>
                 <w:shd w:fill="auto" w:val="clear"/>
               </w:rPr>
-              <w:t xml:space="preserve"> Lanchonete: da planilha </w:t>
-            </w:r>
-            <w:r>
-              <w:rPr>
-                <w:rFonts w:ascii="Arial" w:hAnsi="Arial" w:cs="Arial" w:eastAsia="Arial"/>
-                <w:b/>
-                <w:color w:val="004A8D"/>
-                <w:spacing w:val="0"/>
-                <w:position w:val="0"/>
-                <w:sz w:val="32"/>
-                <w:shd w:fill="auto" w:val="clear"/>
-              </w:rPr>
-              <w:t xml:space="preserve">à 3FN</w:t>
+              <w:t xml:space="preserve"> Lanchonete: da planilha à 3FN</w:t>
             </w:r>
           </w:p>
           <w:p>
@@ -142,7 +130,6 @@
               <w:rPr>
                 <w:spacing w:val="0"/>
                 <w:position w:val="0"/>
-                <w:shd w:fill="auto" w:val="clear"/>
               </w:rPr>
             </w:pPr>
             <w:r>
@@ -211,7 +198,6 @@
                 <w:spacing w:val="0"/>
                 <w:position w:val="0"/>
                 <w:sz w:val="22"/>
-                <w:shd w:fill="auto" w:val="clear"/>
               </w:rPr>
             </w:pPr>
             <w:r>
@@ -270,7 +256,6 @@
                 <w:spacing w:val="0"/>
                 <w:position w:val="0"/>
                 <w:sz w:val="22"/>
-                <w:shd w:fill="auto" w:val="clear"/>
               </w:rPr>
             </w:pPr>
             <w:r>
@@ -329,7 +314,6 @@
                 <w:spacing w:val="0"/>
                 <w:position w:val="0"/>
                 <w:sz w:val="22"/>
-                <w:shd w:fill="auto" w:val="clear"/>
               </w:rPr>
             </w:pPr>
             <w:r>
@@ -342,18 +326,18 @@
                 <w:sz w:val="22"/>
                 <w:shd w:fill="auto" w:val="clear"/>
               </w:rPr>
-              <w:t xml:space="preserve">Instrutor: </w:t>
-            </w:r>
-            <w:r>
-              <w:rPr>
-                <w:rFonts w:ascii="Arial" w:hAnsi="Arial" w:cs="Arial" w:eastAsia="Arial"/>
-                <w:color w:val="303030"/>
-                <w:spacing w:val="0"/>
-                <w:position w:val="0"/>
-                <w:sz w:val="22"/>
-                <w:shd w:fill="auto" w:val="clear"/>
-              </w:rPr>
-              <w:t xml:space="preserve">Anderson Ferreira</w:t>
+              <w:t xml:space="preserve">Aluno: </w:t>
+            </w:r>
+            <w:r>
+              <w:rPr>
+                <w:rFonts w:ascii="Arial" w:hAnsi="Arial" w:cs="Arial" w:eastAsia="Arial"/>
+                <w:color w:val="303030"/>
+                <w:spacing w:val="0"/>
+                <w:position w:val="0"/>
+                <w:sz w:val="22"/>
+                <w:shd w:fill="auto" w:val="clear"/>
+              </w:rPr>
+              <w:t xml:space="preserve">Cesar Muryllo</w:t>
             </w:r>
           </w:p>
         </w:tc>
@@ -548,7 +532,6 @@
                 <w:spacing w:val="0"/>
                 <w:position w:val="0"/>
                 <w:sz w:val="22"/>
-                <w:shd w:fill="auto" w:val="clear"/>
               </w:rPr>
             </w:pPr>
             <w:r>
@@ -591,7 +574,6 @@
                 <w:spacing w:val="0"/>
                 <w:position w:val="0"/>
                 <w:sz w:val="22"/>
-                <w:shd w:fill="auto" w:val="clear"/>
               </w:rPr>
             </w:pPr>
             <w:r>
@@ -634,7 +616,6 @@
                 <w:spacing w:val="0"/>
                 <w:position w:val="0"/>
                 <w:sz w:val="22"/>
-                <w:shd w:fill="auto" w:val="clear"/>
               </w:rPr>
             </w:pPr>
             <w:r>
@@ -677,7 +658,6 @@
                 <w:spacing w:val="0"/>
                 <w:position w:val="0"/>
                 <w:sz w:val="22"/>
-                <w:shd w:fill="auto" w:val="clear"/>
               </w:rPr>
             </w:pPr>
             <w:r>
@@ -720,7 +700,6 @@
                 <w:spacing w:val="0"/>
                 <w:position w:val="0"/>
                 <w:sz w:val="22"/>
-                <w:shd w:fill="auto" w:val="clear"/>
               </w:rPr>
             </w:pPr>
             <w:r>
@@ -763,7 +742,6 @@
                 <w:spacing w:val="0"/>
                 <w:position w:val="0"/>
                 <w:sz w:val="22"/>
-                <w:shd w:fill="auto" w:val="clear"/>
               </w:rPr>
             </w:pPr>
             <w:r>
@@ -812,7 +790,6 @@
                 <w:spacing w:val="0"/>
                 <w:position w:val="0"/>
                 <w:sz w:val="22"/>
-                <w:shd w:fill="auto" w:val="clear"/>
               </w:rPr>
             </w:pPr>
             <w:r>
@@ -854,7 +831,6 @@
                 <w:spacing w:val="0"/>
                 <w:position w:val="0"/>
                 <w:sz w:val="22"/>
-                <w:shd w:fill="auto" w:val="clear"/>
               </w:rPr>
             </w:pPr>
             <w:r>
@@ -896,7 +872,6 @@
                 <w:spacing w:val="0"/>
                 <w:position w:val="0"/>
                 <w:sz w:val="22"/>
-                <w:shd w:fill="auto" w:val="clear"/>
               </w:rPr>
             </w:pPr>
             <w:r>
@@ -938,7 +913,6 @@
                 <w:spacing w:val="0"/>
                 <w:position w:val="0"/>
                 <w:sz w:val="22"/>
-                <w:shd w:fill="auto" w:val="clear"/>
               </w:rPr>
             </w:pPr>
             <w:r>
@@ -980,7 +954,6 @@
                 <w:spacing w:val="0"/>
                 <w:position w:val="0"/>
                 <w:sz w:val="22"/>
-                <w:shd w:fill="auto" w:val="clear"/>
               </w:rPr>
             </w:pPr>
             <w:r>
@@ -1022,7 +995,6 @@
                 <w:spacing w:val="0"/>
                 <w:position w:val="0"/>
                 <w:sz w:val="22"/>
-                <w:shd w:fill="auto" w:val="clear"/>
               </w:rPr>
             </w:pPr>
             <w:r>
@@ -1070,7 +1042,6 @@
                 <w:spacing w:val="0"/>
                 <w:position w:val="0"/>
                 <w:sz w:val="22"/>
-                <w:shd w:fill="auto" w:val="clear"/>
               </w:rPr>
             </w:pPr>
             <w:r>
@@ -1112,7 +1083,6 @@
                 <w:spacing w:val="0"/>
                 <w:position w:val="0"/>
                 <w:sz w:val="22"/>
-                <w:shd w:fill="auto" w:val="clear"/>
               </w:rPr>
             </w:pPr>
             <w:r>
@@ -1154,7 +1124,6 @@
                 <w:spacing w:val="0"/>
                 <w:position w:val="0"/>
                 <w:sz w:val="22"/>
-                <w:shd w:fill="auto" w:val="clear"/>
               </w:rPr>
             </w:pPr>
             <w:r>
@@ -1196,7 +1165,6 @@
                 <w:spacing w:val="0"/>
                 <w:position w:val="0"/>
                 <w:sz w:val="22"/>
-                <w:shd w:fill="auto" w:val="clear"/>
               </w:rPr>
             </w:pPr>
             <w:r>
@@ -1238,7 +1206,6 @@
                 <w:spacing w:val="0"/>
                 <w:position w:val="0"/>
                 <w:sz w:val="22"/>
-                <w:shd w:fill="auto" w:val="clear"/>
               </w:rPr>
             </w:pPr>
             <w:r>
@@ -1280,7 +1247,6 @@
                 <w:spacing w:val="0"/>
                 <w:position w:val="0"/>
                 <w:sz w:val="22"/>
-                <w:shd w:fill="auto" w:val="clear"/>
               </w:rPr>
             </w:pPr>
             <w:r>
@@ -1328,7 +1294,6 @@
                 <w:spacing w:val="0"/>
                 <w:position w:val="0"/>
                 <w:sz w:val="22"/>
-                <w:shd w:fill="auto" w:val="clear"/>
               </w:rPr>
             </w:pPr>
             <w:r>
@@ -1370,7 +1335,6 @@
                 <w:spacing w:val="0"/>
                 <w:position w:val="0"/>
                 <w:sz w:val="22"/>
-                <w:shd w:fill="auto" w:val="clear"/>
               </w:rPr>
             </w:pPr>
             <w:r>
@@ -1412,7 +1376,6 @@
                 <w:spacing w:val="0"/>
                 <w:position w:val="0"/>
                 <w:sz w:val="22"/>
-                <w:shd w:fill="auto" w:val="clear"/>
               </w:rPr>
             </w:pPr>
             <w:r>
@@ -1454,7 +1417,6 @@
                 <w:spacing w:val="0"/>
                 <w:position w:val="0"/>
                 <w:sz w:val="22"/>
-                <w:shd w:fill="auto" w:val="clear"/>
               </w:rPr>
             </w:pPr>
             <w:r>
@@ -1496,7 +1458,6 @@
                 <w:spacing w:val="0"/>
                 <w:position w:val="0"/>
                 <w:sz w:val="22"/>
-                <w:shd w:fill="auto" w:val="clear"/>
               </w:rPr>
             </w:pPr>
             <w:r>
@@ -1538,7 +1499,6 @@
                 <w:spacing w:val="0"/>
                 <w:position w:val="0"/>
                 <w:sz w:val="22"/>
-                <w:shd w:fill="auto" w:val="clear"/>
               </w:rPr>
             </w:pPr>
             <w:r>
@@ -1586,7 +1546,6 @@
                 <w:spacing w:val="0"/>
                 <w:position w:val="0"/>
                 <w:sz w:val="22"/>
-                <w:shd w:fill="auto" w:val="clear"/>
               </w:rPr>
             </w:pPr>
             <w:r>
@@ -1628,7 +1587,6 @@
                 <w:spacing w:val="0"/>
                 <w:position w:val="0"/>
                 <w:sz w:val="22"/>
-                <w:shd w:fill="auto" w:val="clear"/>
               </w:rPr>
             </w:pPr>
             <w:r>
@@ -1670,7 +1628,6 @@
                 <w:spacing w:val="0"/>
                 <w:position w:val="0"/>
                 <w:sz w:val="22"/>
-                <w:shd w:fill="auto" w:val="clear"/>
               </w:rPr>
             </w:pPr>
             <w:r>
@@ -1712,7 +1669,6 @@
                 <w:spacing w:val="0"/>
                 <w:position w:val="0"/>
                 <w:sz w:val="22"/>
-                <w:shd w:fill="auto" w:val="clear"/>
               </w:rPr>
             </w:pPr>
             <w:r>
@@ -1754,7 +1710,6 @@
                 <w:spacing w:val="0"/>
                 <w:position w:val="0"/>
                 <w:sz w:val="22"/>
-                <w:shd w:fill="auto" w:val="clear"/>
               </w:rPr>
             </w:pPr>
             <w:r>
@@ -1796,7 +1751,6 @@
                 <w:spacing w:val="0"/>
                 <w:position w:val="0"/>
                 <w:sz w:val="22"/>
-                <w:shd w:fill="auto" w:val="clear"/>
               </w:rPr>
             </w:pPr>
             <w:r>
@@ -1843,7 +1797,6 @@
                 <w:spacing w:val="0"/>
                 <w:position w:val="0"/>
                 <w:sz w:val="22"/>
-                <w:shd w:fill="auto" w:val="clear"/>
               </w:rPr>
             </w:pPr>
             <w:r>
@@ -1884,7 +1837,6 @@
                 <w:spacing w:val="0"/>
                 <w:position w:val="0"/>
                 <w:sz w:val="22"/>
-                <w:shd w:fill="auto" w:val="clear"/>
               </w:rPr>
             </w:pPr>
             <w:r>
@@ -1925,7 +1877,6 @@
                 <w:spacing w:val="0"/>
                 <w:position w:val="0"/>
                 <w:sz w:val="22"/>
-                <w:shd w:fill="auto" w:val="clear"/>
               </w:rPr>
             </w:pPr>
             <w:r>
@@ -1966,7 +1917,6 @@
                 <w:spacing w:val="0"/>
                 <w:position w:val="0"/>
                 <w:sz w:val="22"/>
-                <w:shd w:fill="auto" w:val="clear"/>
               </w:rPr>
             </w:pPr>
             <w:r>
@@ -2007,7 +1957,6 @@
                 <w:spacing w:val="0"/>
                 <w:position w:val="0"/>
                 <w:sz w:val="22"/>
-                <w:shd w:fill="auto" w:val="clear"/>
               </w:rPr>
             </w:pPr>
             <w:r>
@@ -2048,7 +1997,6 @@
                 <w:spacing w:val="0"/>
                 <w:position w:val="0"/>
                 <w:sz w:val="22"/>
-                <w:shd w:fill="auto" w:val="clear"/>
               </w:rPr>
             </w:pPr>
             <w:r>
@@ -2122,7 +2070,6 @@
                 <w:spacing w:val="0"/>
                 <w:position w:val="0"/>
                 <w:sz w:val="22"/>
-                <w:shd w:fill="auto" w:val="clear"/>
               </w:rPr>
             </w:pPr>
             <w:r>
@@ -2165,7 +2112,6 @@
                 <w:spacing w:val="0"/>
                 <w:position w:val="0"/>
                 <w:sz w:val="22"/>
-                <w:shd w:fill="auto" w:val="clear"/>
               </w:rPr>
             </w:pPr>
             <w:r>
@@ -2208,7 +2154,6 @@
                 <w:spacing w:val="0"/>
                 <w:position w:val="0"/>
                 <w:sz w:val="22"/>
-                <w:shd w:fill="auto" w:val="clear"/>
               </w:rPr>
             </w:pPr>
             <w:r>
@@ -2251,7 +2196,6 @@
                 <w:spacing w:val="0"/>
                 <w:position w:val="0"/>
                 <w:sz w:val="22"/>
-                <w:shd w:fill="auto" w:val="clear"/>
               </w:rPr>
             </w:pPr>
             <w:r>
@@ -2294,7 +2238,6 @@
                 <w:spacing w:val="0"/>
                 <w:position w:val="0"/>
                 <w:sz w:val="22"/>
-                <w:shd w:fill="auto" w:val="clear"/>
               </w:rPr>
             </w:pPr>
             <w:r>
@@ -2343,7 +2286,6 @@
                 <w:spacing w:val="0"/>
                 <w:position w:val="0"/>
                 <w:sz w:val="22"/>
-                <w:shd w:fill="auto" w:val="clear"/>
               </w:rPr>
             </w:pPr>
             <w:r>
@@ -2385,7 +2327,6 @@
                 <w:spacing w:val="0"/>
                 <w:position w:val="0"/>
                 <w:sz w:val="22"/>
-                <w:shd w:fill="auto" w:val="clear"/>
               </w:rPr>
             </w:pPr>
             <w:r>
@@ -2427,7 +2368,6 @@
                 <w:spacing w:val="0"/>
                 <w:position w:val="0"/>
                 <w:sz w:val="22"/>
-                <w:shd w:fill="auto" w:val="clear"/>
               </w:rPr>
             </w:pPr>
             <w:r>
@@ -2469,7 +2409,6 @@
                 <w:spacing w:val="0"/>
                 <w:position w:val="0"/>
                 <w:sz w:val="22"/>
-                <w:shd w:fill="auto" w:val="clear"/>
               </w:rPr>
             </w:pPr>
             <w:r>
@@ -2511,7 +2450,6 @@
                 <w:spacing w:val="0"/>
                 <w:position w:val="0"/>
                 <w:sz w:val="22"/>
-                <w:shd w:fill="auto" w:val="clear"/>
               </w:rPr>
             </w:pPr>
             <w:r>
@@ -2559,7 +2497,6 @@
                 <w:spacing w:val="0"/>
                 <w:position w:val="0"/>
                 <w:sz w:val="22"/>
-                <w:shd w:fill="auto" w:val="clear"/>
               </w:rPr>
             </w:pPr>
             <w:r>
@@ -2601,7 +2538,6 @@
                 <w:spacing w:val="0"/>
                 <w:position w:val="0"/>
                 <w:sz w:val="22"/>
-                <w:shd w:fill="auto" w:val="clear"/>
               </w:rPr>
             </w:pPr>
             <w:r>
@@ -2643,7 +2579,6 @@
                 <w:spacing w:val="0"/>
                 <w:position w:val="0"/>
                 <w:sz w:val="22"/>
-                <w:shd w:fill="auto" w:val="clear"/>
               </w:rPr>
             </w:pPr>
             <w:r>
@@ -2685,7 +2620,6 @@
                 <w:spacing w:val="0"/>
                 <w:position w:val="0"/>
                 <w:sz w:val="22"/>
-                <w:shd w:fill="auto" w:val="clear"/>
               </w:rPr>
             </w:pPr>
             <w:r>
@@ -2727,7 +2661,6 @@
                 <w:spacing w:val="0"/>
                 <w:position w:val="0"/>
                 <w:sz w:val="22"/>
-                <w:shd w:fill="auto" w:val="clear"/>
               </w:rPr>
             </w:pPr>
             <w:r>
@@ -2775,7 +2708,6 @@
                 <w:spacing w:val="0"/>
                 <w:position w:val="0"/>
                 <w:sz w:val="22"/>
-                <w:shd w:fill="auto" w:val="clear"/>
               </w:rPr>
             </w:pPr>
             <w:r>
@@ -2817,7 +2749,6 @@
                 <w:spacing w:val="0"/>
                 <w:position w:val="0"/>
                 <w:sz w:val="22"/>
-                <w:shd w:fill="auto" w:val="clear"/>
               </w:rPr>
             </w:pPr>
             <w:r>
@@ -2859,7 +2790,6 @@
                 <w:spacing w:val="0"/>
                 <w:position w:val="0"/>
                 <w:sz w:val="22"/>
-                <w:shd w:fill="auto" w:val="clear"/>
               </w:rPr>
             </w:pPr>
             <w:r>
@@ -2901,7 +2831,6 @@
                 <w:spacing w:val="0"/>
                 <w:position w:val="0"/>
                 <w:sz w:val="22"/>
-                <w:shd w:fill="auto" w:val="clear"/>
               </w:rPr>
             </w:pPr>
             <w:r>
@@ -2943,7 +2872,6 @@
                 <w:spacing w:val="0"/>
                 <w:position w:val="0"/>
                 <w:sz w:val="22"/>
-                <w:shd w:fill="auto" w:val="clear"/>
               </w:rPr>
             </w:pPr>
             <w:r>
@@ -2991,7 +2919,6 @@
                 <w:spacing w:val="0"/>
                 <w:position w:val="0"/>
                 <w:sz w:val="22"/>
-                <w:shd w:fill="auto" w:val="clear"/>
               </w:rPr>
             </w:pPr>
             <w:r>
@@ -3033,7 +2960,6 @@
                 <w:spacing w:val="0"/>
                 <w:position w:val="0"/>
                 <w:sz w:val="22"/>
-                <w:shd w:fill="auto" w:val="clear"/>
               </w:rPr>
             </w:pPr>
             <w:r>
@@ -3075,7 +3001,6 @@
                 <w:spacing w:val="0"/>
                 <w:position w:val="0"/>
                 <w:sz w:val="22"/>
-                <w:shd w:fill="auto" w:val="clear"/>
               </w:rPr>
             </w:pPr>
             <w:r>
@@ -3117,7 +3042,6 @@
                 <w:spacing w:val="0"/>
                 <w:position w:val="0"/>
                 <w:sz w:val="22"/>
-                <w:shd w:fill="auto" w:val="clear"/>
               </w:rPr>
             </w:pPr>
             <w:r>
@@ -3159,7 +3083,6 @@
                 <w:spacing w:val="0"/>
                 <w:position w:val="0"/>
                 <w:sz w:val="22"/>
-                <w:shd w:fill="auto" w:val="clear"/>
               </w:rPr>
             </w:pPr>
             <w:r>
@@ -3206,7 +3129,6 @@
                 <w:spacing w:val="0"/>
                 <w:position w:val="0"/>
                 <w:sz w:val="22"/>
-                <w:shd w:fill="auto" w:val="clear"/>
               </w:rPr>
             </w:pPr>
             <w:r>
@@ -3247,7 +3169,6 @@
                 <w:spacing w:val="0"/>
                 <w:position w:val="0"/>
                 <w:sz w:val="22"/>
-                <w:shd w:fill="auto" w:val="clear"/>
               </w:rPr>
             </w:pPr>
             <w:r>
@@ -3288,7 +3209,6 @@
                 <w:spacing w:val="0"/>
                 <w:position w:val="0"/>
                 <w:sz w:val="22"/>
-                <w:shd w:fill="auto" w:val="clear"/>
               </w:rPr>
             </w:pPr>
             <w:r>
@@ -3329,7 +3249,6 @@
                 <w:spacing w:val="0"/>
                 <w:position w:val="0"/>
                 <w:sz w:val="22"/>
-                <w:shd w:fill="auto" w:val="clear"/>
               </w:rPr>
             </w:pPr>
             <w:r>
@@ -3370,7 +3289,6 @@
                 <w:spacing w:val="0"/>
                 <w:position w:val="0"/>
                 <w:sz w:val="22"/>
-                <w:shd w:fill="auto" w:val="clear"/>
               </w:rPr>
             </w:pPr>
             <w:r>
@@ -3439,7 +3357,6 @@
                 <w:spacing w:val="0"/>
                 <w:position w:val="0"/>
                 <w:sz w:val="22"/>
-                <w:shd w:fill="auto" w:val="clear"/>
               </w:rPr>
             </w:pPr>
             <w:r>
@@ -3770,7 +3687,6 @@
                 <w:spacing w:val="0"/>
                 <w:position w:val="0"/>
                 <w:sz w:val="22"/>
-                <w:shd w:fill="auto" w:val="clear"/>
               </w:rPr>
             </w:pPr>
             <w:r>
@@ -3813,7 +3729,6 @@
                 <w:spacing w:val="0"/>
                 <w:position w:val="0"/>
                 <w:sz w:val="22"/>
-                <w:shd w:fill="auto" w:val="clear"/>
               </w:rPr>
             </w:pPr>
             <w:r>
@@ -3856,7 +3771,6 @@
                 <w:spacing w:val="0"/>
                 <w:position w:val="0"/>
                 <w:sz w:val="22"/>
-                <w:shd w:fill="auto" w:val="clear"/>
               </w:rPr>
             </w:pPr>
             <w:r>
@@ -3905,7 +3819,6 @@
                 <w:spacing w:val="0"/>
                 <w:position w:val="0"/>
                 <w:sz w:val="22"/>
-                <w:shd w:fill="auto" w:val="clear"/>
               </w:rPr>
             </w:pPr>
             <w:r>
@@ -3947,7 +3860,6 @@
                 <w:spacing w:val="0"/>
                 <w:position w:val="0"/>
                 <w:sz w:val="22"/>
-                <w:shd w:fill="auto" w:val="clear"/>
               </w:rPr>
             </w:pPr>
             <w:r>
@@ -3991,7 +3903,6 @@
                 <w:spacing w:val="0"/>
                 <w:position w:val="0"/>
                 <w:sz w:val="22"/>
-                <w:shd w:fill="auto" w:val="clear"/>
               </w:rPr>
             </w:pPr>
             <w:r>
@@ -4039,7 +3950,6 @@
                 <w:spacing w:val="0"/>
                 <w:position w:val="0"/>
                 <w:sz w:val="22"/>
-                <w:shd w:fill="auto" w:val="clear"/>
               </w:rPr>
             </w:pPr>
             <w:r>
@@ -4081,7 +3991,6 @@
                 <w:spacing w:val="0"/>
                 <w:position w:val="0"/>
                 <w:sz w:val="22"/>
-                <w:shd w:fill="auto" w:val="clear"/>
               </w:rPr>
             </w:pPr>
             <w:r>
@@ -4125,7 +4034,6 @@
                 <w:spacing w:val="0"/>
                 <w:position w:val="0"/>
                 <w:sz w:val="22"/>
-                <w:shd w:fill="auto" w:val="clear"/>
               </w:rPr>
             </w:pPr>
             <w:r>
@@ -4172,7 +4080,6 @@
                 <w:spacing w:val="0"/>
                 <w:position w:val="0"/>
                 <w:sz w:val="22"/>
-                <w:shd w:fill="auto" w:val="clear"/>
               </w:rPr>
             </w:pPr>
             <w:r>
@@ -4213,7 +4120,6 @@
                 <w:spacing w:val="0"/>
                 <w:position w:val="0"/>
                 <w:sz w:val="22"/>
-                <w:shd w:fill="auto" w:val="clear"/>
               </w:rPr>
             </w:pPr>
             <w:r>
@@ -4256,7 +4162,6 @@
                 <w:spacing w:val="0"/>
                 <w:position w:val="0"/>
                 <w:sz w:val="22"/>
-                <w:shd w:fill="auto" w:val="clear"/>
               </w:rPr>
             </w:pPr>
             <w:r>
@@ -4328,7 +4233,6 @@
                 <w:spacing w:val="0"/>
                 <w:position w:val="0"/>
                 <w:sz w:val="22"/>
-                <w:shd w:fill="auto" w:val="clear"/>
               </w:rPr>
             </w:pPr>
             <w:r>
@@ -4371,7 +4275,6 @@
                 <w:spacing w:val="0"/>
                 <w:position w:val="0"/>
                 <w:sz w:val="22"/>
-                <w:shd w:fill="auto" w:val="clear"/>
               </w:rPr>
             </w:pPr>
             <w:r>
@@ -4414,7 +4317,6 @@
                 <w:spacing w:val="0"/>
                 <w:position w:val="0"/>
                 <w:sz w:val="22"/>
-                <w:shd w:fill="auto" w:val="clear"/>
               </w:rPr>
             </w:pPr>
             <w:r>
@@ -4464,7 +4366,6 @@
                 <w:spacing w:val="0"/>
                 <w:position w:val="0"/>
                 <w:sz w:val="22"/>
-                <w:shd w:fill="auto" w:val="clear"/>
               </w:rPr>
             </w:pPr>
             <w:r>
@@ -4518,7 +4419,6 @@
                 <w:spacing w:val="0"/>
                 <w:position w:val="0"/>
                 <w:sz w:val="22"/>
-                <w:shd w:fill="auto" w:val="clear"/>
               </w:rPr>
             </w:pPr>
             <w:r>
@@ -4562,7 +4462,6 @@
                 <w:spacing w:val="0"/>
                 <w:position w:val="0"/>
                 <w:sz w:val="22"/>
-                <w:shd w:fill="auto" w:val="clear"/>
               </w:rPr>
             </w:pPr>
             <w:r>
@@ -4611,7 +4510,6 @@
                 <w:spacing w:val="0"/>
                 <w:position w:val="0"/>
                 <w:sz w:val="22"/>
-                <w:shd w:fill="auto" w:val="clear"/>
               </w:rPr>
             </w:pPr>
             <w:r>
@@ -4665,7 +4563,6 @@
                 <w:spacing w:val="0"/>
                 <w:position w:val="0"/>
                 <w:sz w:val="22"/>
-                <w:shd w:fill="auto" w:val="clear"/>
               </w:rPr>
             </w:pPr>
             <w:r>
@@ -4709,7 +4606,6 @@
                 <w:spacing w:val="0"/>
                 <w:position w:val="0"/>
                 <w:sz w:val="22"/>
-                <w:shd w:fill="auto" w:val="clear"/>
               </w:rPr>
             </w:pPr>
             <w:r>
@@ -4757,7 +4653,6 @@
                 <w:spacing w:val="0"/>
                 <w:position w:val="0"/>
                 <w:sz w:val="22"/>
-                <w:shd w:fill="auto" w:val="clear"/>
               </w:rPr>
             </w:pPr>
             <w:r>
@@ -4799,7 +4694,6 @@
                 <w:spacing w:val="0"/>
                 <w:position w:val="0"/>
                 <w:sz w:val="22"/>
-                <w:shd w:fill="auto" w:val="clear"/>
               </w:rPr>
             </w:pPr>
             <w:r>
@@ -4842,7 +4736,6 @@
                 <w:spacing w:val="0"/>
                 <w:position w:val="0"/>
                 <w:sz w:val="22"/>
-                <w:shd w:fill="auto" w:val="clear"/>
               </w:rPr>
             </w:pPr>
             <w:r>
@@ -4918,8 +4811,8 @@
         </w:rPr>
       </w:pPr>
       <w:r>
-        <w:object w:dxaOrig="6359" w:dyaOrig="3260">
-          <v:rect xmlns:o="urn:schemas-microsoft-com:office:office" xmlns:v="urn:schemas-microsoft-com:vml" id="rectole0000000001" style="width:317.950000pt;height:163.000000pt" o:preferrelative="t" o:ole="">
+        <w:object w:dxaOrig="6438" w:dyaOrig="3300">
+          <v:rect xmlns:o="urn:schemas-microsoft-com:office:office" xmlns:v="urn:schemas-microsoft-com:vml" id="rectole0000000001" style="width:321.900000pt;height:165.000000pt" o:preferrelative="t" o:ole="">
             <o:lock v:ext="edit"/>
             <v:imagedata xmlns:r="http://schemas.openxmlformats.org/officeDocument/2006/relationships" r:id="docRId3" o:title=""/>
           </v:rect>
@@ -5141,7 +5034,6 @@
               <w:rPr>
                 <w:spacing w:val="0"/>
                 <w:position w:val="0"/>
-                <w:shd w:fill="auto" w:val="clear"/>
               </w:rPr>
             </w:pPr>
             <w:r>
@@ -5795,7 +5687,6 @@
                 <w:spacing w:val="0"/>
                 <w:position w:val="0"/>
                 <w:sz w:val="22"/>
-                <w:shd w:fill="auto" w:val="clear"/>
               </w:rPr>
             </w:pPr>
             <w:r>
@@ -5838,7 +5729,6 @@
                 <w:spacing w:val="0"/>
                 <w:position w:val="0"/>
                 <w:sz w:val="22"/>
-                <w:shd w:fill="auto" w:val="clear"/>
               </w:rPr>
             </w:pPr>
             <w:r>
@@ -5887,7 +5777,6 @@
                 <w:spacing w:val="0"/>
                 <w:position w:val="0"/>
                 <w:sz w:val="22"/>
-                <w:shd w:fill="auto" w:val="clear"/>
               </w:rPr>
             </w:pPr>
             <w:r>
@@ -5929,7 +5818,6 @@
                 <w:spacing w:val="0"/>
                 <w:position w:val="0"/>
                 <w:sz w:val="22"/>
-                <w:shd w:fill="auto" w:val="clear"/>
               </w:rPr>
             </w:pPr>
             <w:r>
@@ -5977,7 +5865,6 @@
                 <w:spacing w:val="0"/>
                 <w:position w:val="0"/>
                 <w:sz w:val="22"/>
-                <w:shd w:fill="auto" w:val="clear"/>
               </w:rPr>
             </w:pPr>
             <w:r>
@@ -6019,7 +5906,6 @@
                 <w:spacing w:val="0"/>
                 <w:position w:val="0"/>
                 <w:sz w:val="22"/>
-                <w:shd w:fill="auto" w:val="clear"/>
               </w:rPr>
             </w:pPr>
             <w:r>
@@ -6066,7 +5952,6 @@
                 <w:spacing w:val="0"/>
                 <w:position w:val="0"/>
                 <w:sz w:val="22"/>
-                <w:shd w:fill="auto" w:val="clear"/>
               </w:rPr>
             </w:pPr>
             <w:r>
@@ -6107,7 +5992,6 @@
                 <w:spacing w:val="0"/>
                 <w:position w:val="0"/>
                 <w:sz w:val="22"/>
-                <w:shd w:fill="auto" w:val="clear"/>
               </w:rPr>
             </w:pPr>
             <w:r>
@@ -6381,7 +6265,6 @@
               <w:rPr>
                 <w:spacing w:val="0"/>
                 <w:position w:val="0"/>
-                <w:shd w:fill="auto" w:val="clear"/>
               </w:rPr>
             </w:pPr>
             <w:r>
